--- a/Chloe_Yong_Sec3_EOY_AMath_Marked_Report.docx
+++ b/Chloe_Yong_Sec3_EOY_AMath_Marked_Report.docx
@@ -64,15 +64,15 @@
         <w:tblLook w:firstColumn="1" w:firstRow="1" w:lastColumn="0" w:lastRow="0" w:noHBand="0" w:noVBand="1" w:val="04A0"/>
       </w:tblPr>
       <w:tblGrid>
-        <w:gridCol w:w="2521"/>
-        <w:gridCol w:w="2521"/>
-        <w:gridCol w:w="2521"/>
-        <w:gridCol w:w="2521"/>
+        <w:gridCol w:w="2438"/>
+        <w:gridCol w:w="2438"/>
+        <w:gridCol w:w="2438"/>
+        <w:gridCol w:w="2438"/>
       </w:tblGrid>
       <w:tr>
         <w:tc>
           <w:tcPr>
-            <w:tcW w:type="dxa" w:w="2521"/>
+            <w:tcW w:type="dxa" w:w="2438"/>
           </w:tcPr>
           <w:p>
             <w:pPr>
@@ -90,7 +90,7 @@
         </w:tc>
         <w:tc>
           <w:tcPr>
-            <w:tcW w:type="dxa" w:w="2521"/>
+            <w:tcW w:type="dxa" w:w="2438"/>
           </w:tcPr>
           <w:p>
             <w:pPr>
@@ -108,7 +108,7 @@
         </w:tc>
         <w:tc>
           <w:tcPr>
-            <w:tcW w:type="dxa" w:w="2521"/>
+            <w:tcW w:type="dxa" w:w="2438"/>
           </w:tcPr>
           <w:p>
             <w:pPr>
@@ -126,7 +126,7 @@
         </w:tc>
         <w:tc>
           <w:tcPr>
-            <w:tcW w:type="dxa" w:w="2521"/>
+            <w:tcW w:type="dxa" w:w="2438"/>
           </w:tcPr>
           <w:p>
             <w:pPr>
@@ -146,7 +146,7 @@
       <w:tr>
         <w:tc>
           <w:tcPr>
-            <w:tcW w:type="dxa" w:w="2521"/>
+            <w:tcW w:type="dxa" w:w="2438"/>
           </w:tcPr>
           <w:p>
             <w:pPr>
@@ -164,7 +164,7 @@
         </w:tc>
         <w:tc>
           <w:tcPr>
-            <w:tcW w:type="dxa" w:w="2521"/>
+            <w:tcW w:type="dxa" w:w="2438"/>
           </w:tcPr>
           <w:p>
             <w:pPr>
@@ -182,7 +182,7 @@
         </w:tc>
         <w:tc>
           <w:tcPr>
-            <w:tcW w:type="dxa" w:w="2521"/>
+            <w:tcW w:type="dxa" w:w="2438"/>
           </w:tcPr>
           <w:p>
             <w:pPr>
@@ -200,7 +200,7 @@
         </w:tc>
         <w:tc>
           <w:tcPr>
-            <w:tcW w:type="dxa" w:w="2521"/>
+            <w:tcW w:type="dxa" w:w="2438"/>
           </w:tcPr>
           <w:p>
             <w:pPr>
@@ -278,10 +278,10 @@
         <w:tblLook w:firstColumn="1" w:firstRow="1" w:lastColumn="0" w:lastRow="0" w:noHBand="0" w:noVBand="1" w:val="04A0"/>
       </w:tblPr>
       <w:tblGrid>
-        <w:gridCol w:w="2521"/>
-        <w:gridCol w:w="2521"/>
-        <w:gridCol w:w="2521"/>
-        <w:gridCol w:w="2521"/>
+        <w:gridCol w:w="2438"/>
+        <w:gridCol w:w="2438"/>
+        <w:gridCol w:w="2438"/>
+        <w:gridCol w:w="2438"/>
       </w:tblGrid>
       <w:tr>
         <w:tc>
@@ -9671,7 +9671,7 @@
       </w:r>
     </w:p>
     <w:sectPr>
-      <w:pgSz w:w="12240" w:h="15840"/>
+      <w:pgSz w:w="11906" w:h="16838"/>
       <w:pgMar w:top="964" w:right="1077" w:bottom="964" w:left="1077" w:header="720" w:footer="720" w:gutter="0"/>
       <w:cols w:space="720"/>
       <w:docGrid w:linePitch="360"/>
